--- a/publication/journal_of_navigation_submission/supplementary/Supplementary_Material.docx
+++ b/publication/journal_of_navigation_submission/supplementary/Supplementary_Material.docx
@@ -4852,7 +4852,7 @@
           <w:color w:val="000000"/>
           <w:sz w:val="24"/>
         </w:rPr>
-        <w:t>Note: In accordance with the experimental protocol, trips with total durations shorter than 70.0 seconds are excluded from the 60-second evaluation set because they cannot accommodate the 10-second pre-outage calibration window plus the 60-second blackout duration. Macro-average normalized drift weights each dynamic trip equally, excluding the stationary control trip Vw15 from the percentage mean per Equation (13) to prevent division-by-zero distortion.</w:t>
+        <w:t>Note: In accordance with the experimental protocol, trips with total durations shorter than 70.0 seconds are excluded from the 60-second evaluation set because they cannot accommodate the 10-second pre-outage calibration window plus the 60-second blackout duration. Macro-average normalized drift weights each dynamic trip equally, excluding the stationary control trip Vw15 from the percentage mean per Equation (13) to avoid distortion from the near-zero travel-distance denominator. Normalised drift percentages are calculated using the reference distance travelled during the corresponding 60-s blackout window, S_i(T), as defined in Eq. (13). The 'Reference Distance' column reports the route/reference distance associated with the evaluation record and is not necessarily identical to the blackout-window travel distance.</w:t>
       </w:r>
     </w:p>
     <w:p>
@@ -6441,7 +6441,7 @@
           <w:b w:val="0"/>
           <w:sz w:val="21"/>
         </w:rPr>
-        <w:t>Table S3 details the execution latency, memory utilization, and cross-platform numerical parity between the mobile Android deployment (Java/EJML/ONNX Runtime) on a Google Pixel 7a and the 64-bit Python reference engine.</w:t>
+        <w:t>Table S3 details the execution latency and cross-platform numerical parity between the mobile Android deployment (Java/EJML/ONNX Runtime) on a Google Pixel 7a and the 64-bit Python reference engine.</w:t>
       </w:r>
     </w:p>
     <w:p>

--- a/publication/journal_of_navigation_submission/supplementary/Supplementary_Material.docx
+++ b/publication/journal_of_navigation_submission/supplementary/Supplementary_Material.docx
@@ -151,7 +151,7 @@
           <w:color w:val="000000"/>
           <w:sz w:val="24"/>
         </w:rPr>
-        <w:t xml:space="preserve"> 24f2001869@ds.study.iitm.ac.in</w:t>
+        <w:t xml:space="preserve"> 24etim23@uohyd.ac.in</w:t>
       </w:r>
     </w:p>
     <w:p>
